--- a/高中数学/高中数学同步/人教B版必修4 第9章 解三角形·转投暂存（3题）.docx
+++ b/高中数学/高中数学同步/人教B版必修4 第9章 解三角形·转投暂存（3题）.docx
@@ -5847,39 +5847,7 @@
         <w:sz w:val="21"/>
         <w:szCs w:val="21"/>
       </w:rPr>
-      <w:fldChar w:fldCharType="begin"/>
-    </w:r>
-    <w:r>
-      <w:rPr>
-        <w:rFonts w:ascii="Times New Roman" w:hAnsi="Times New Roman" w:eastAsia="宋体" w:cs="Times New Roman"/>
-        <w:sz w:val="21"/>
-        <w:szCs w:val="21"/>
-      </w:rPr>
-      <w:instrText xml:space="preserve"> NUMPAGES </w:instrText>
-    </w:r>
-    <w:r>
-      <w:rPr>
-        <w:rFonts w:ascii="Times New Roman" w:hAnsi="Times New Roman" w:eastAsia="宋体" w:cs="Times New Roman"/>
-        <w:sz w:val="21"/>
-        <w:szCs w:val="21"/>
-      </w:rPr>
-      <w:fldChar w:fldCharType="separate"/>
-    </w:r>
-    <w:r>
-      <w:rPr>
-        <w:rFonts w:ascii="Times New Roman" w:hAnsi="Times New Roman" w:eastAsia="宋体" w:cs="Times New Roman"/>
-        <w:sz w:val="21"/>
-        <w:szCs w:val="21"/>
-      </w:rPr>
       <w:t>2</w:t>
-    </w:r>
-    <w:r>
-      <w:rPr>
-        <w:rFonts w:ascii="Times New Roman" w:hAnsi="Times New Roman" w:eastAsia="宋体" w:cs="Times New Roman"/>
-        <w:sz w:val="21"/>
-        <w:szCs w:val="21"/>
-      </w:rPr>
-      <w:fldChar w:fldCharType="end"/>
     </w:r>
     <w:r>
       <w:rPr>
